--- a/Bigfix Studio Technical Guide.docx
+++ b/Bigfix Studio Technical Guide.docx
@@ -557,7 +557,7 @@
     <w:p>
       <w:r>
         <w:pict w14:anchorId="3925FEBD">
-          <v:rect id="_x0000_i1049" style="width:0;height:1.5pt" o:hralign="center" o:hrstd="t" o:hr="t" fillcolor="#a0a0a0" stroked="f"/>
+          <v:rect id="_x0000_i1025" style="width:0;height:1.5pt" o:hralign="center" o:hrstd="t" o:hr="t" fillcolor="#a0a0a0" stroked="f"/>
         </w:pict>
       </w:r>
     </w:p>
@@ -912,7 +912,7 @@
     <w:p>
       <w:r>
         <w:pict w14:anchorId="01AA7D98">
-          <v:rect id="_x0000_i1050" style="width:0;height:1.5pt" o:hralign="center" o:hrstd="t" o:hr="t" fillcolor="#a0a0a0" stroked="f"/>
+          <v:rect id="_x0000_i1026" style="width:0;height:1.5pt" o:hralign="center" o:hrstd="t" o:hr="t" fillcolor="#a0a0a0" stroked="f"/>
         </w:pict>
       </w:r>
     </w:p>
@@ -1112,7 +1112,7 @@
     <w:p>
       <w:r>
         <w:pict w14:anchorId="04A0D709">
-          <v:rect id="_x0000_i1051" style="width:0;height:1.5pt" o:hralign="center" o:hrstd="t" o:hr="t" fillcolor="#a0a0a0" stroked="f"/>
+          <v:rect id="_x0000_i1027" style="width:0;height:1.5pt" o:hralign="center" o:hrstd="t" o:hr="t" fillcolor="#a0a0a0" stroked="f"/>
         </w:pict>
       </w:r>
     </w:p>
@@ -2575,7 +2575,7 @@
     <w:p>
       <w:r>
         <w:pict w14:anchorId="29662B32">
-          <v:rect id="_x0000_i1052" style="width:0;height:1.5pt" o:hralign="center" o:hrstd="t" o:hr="t" fillcolor="#a0a0a0" stroked="f"/>
+          <v:rect id="_x0000_i1028" style="width:0;height:1.5pt" o:hralign="center" o:hrstd="t" o:hr="t" fillcolor="#a0a0a0" stroked="f"/>
         </w:pict>
       </w:r>
     </w:p>
@@ -2727,17 +2727,12 @@
         <w:t>" --add-data "</w:t>
       </w:r>
       <w:proofErr w:type="spellStart"/>
-      <w:proofErr w:type="gramStart"/>
       <w:r>
         <w:t>library.json</w:t>
       </w:r>
       <w:proofErr w:type="spellEnd"/>
       <w:r>
-        <w:t>;.</w:t>
-      </w:r>
-      <w:proofErr w:type="gramEnd"/>
-      <w:r>
-        <w:t>" launcher.py</w:t>
+        <w:t>;." launcher.py</w:t>
       </w:r>
     </w:p>
     <w:p>
@@ -2747,45 +2742,60 @@
           <w:numId w:val="6"/>
         </w:numPr>
       </w:pPr>
-      <w:r>
-        <w:t xml:space="preserve">Process: </w:t>
-      </w:r>
       <w:proofErr w:type="spellStart"/>
       <w:r>
-        <w:t>PyInstaller</w:t>
+        <w:t>pyinstaller</w:t>
       </w:r>
       <w:proofErr w:type="spellEnd"/>
       <w:r>
-        <w:t xml:space="preserve"> bundles the Python interpreter, </w:t>
+        <w:t xml:space="preserve"> --clean --</w:t>
       </w:r>
       <w:proofErr w:type="spellStart"/>
       <w:r>
-        <w:t>FastAPI</w:t>
+        <w:t>noconsole</w:t>
       </w:r>
       <w:proofErr w:type="spellEnd"/>
       <w:r>
-        <w:t xml:space="preserve">, SQLite libraries, and the local </w:t>
+        <w:t xml:space="preserve"> --</w:t>
       </w:r>
       <w:proofErr w:type="spellStart"/>
       <w:r>
-        <w:t>ui</w:t>
+        <w:t>onefile</w:t>
       </w:r>
       <w:proofErr w:type="spellEnd"/>
       <w:r>
-        <w:t xml:space="preserve"> folder into a temporary </w:t>
+        <w:t xml:space="preserve"> --icon=logo.ico --name "BigFix Studio IDE_V1.2" --</w:t>
+      </w:r>
+      <w:proofErr w:type="spellStart"/>
+      <w:r>
+        <w:t>uac</w:t>
+      </w:r>
+      <w:proofErr w:type="spellEnd"/>
+      <w:r>
+        <w:t>-admin --add-data "</w:t>
       </w:r>
       <w:proofErr w:type="spellStart"/>
       <w:proofErr w:type="gramStart"/>
       <w:r>
-        <w:t>sys._</w:t>
-      </w:r>
+        <w:t>ui;ui</w:t>
+      </w:r>
+      <w:proofErr w:type="spellEnd"/>
       <w:proofErr w:type="gramEnd"/>
       <w:r>
-        <w:t>MEIPASS</w:t>
+        <w:t>" --add-data "</w:t>
+      </w:r>
+      <w:proofErr w:type="spellStart"/>
+      <w:proofErr w:type="gramStart"/>
+      <w:r>
+        <w:t>library.json</w:t>
       </w:r>
       <w:proofErr w:type="spellEnd"/>
       <w:r>
-        <w:t xml:space="preserve"> directory at runtime.</w:t>
+        <w:t>;.</w:t>
+      </w:r>
+      <w:proofErr w:type="gramEnd"/>
+      <w:r>
+        <w:t>" launcher.py</w:t>
       </w:r>
     </w:p>
     <w:p>
@@ -2796,6 +2806,55 @@
         </w:numPr>
       </w:pPr>
       <w:r>
+        <w:t xml:space="preserve">Process: </w:t>
+      </w:r>
+      <w:proofErr w:type="spellStart"/>
+      <w:r>
+        <w:t>PyInstaller</w:t>
+      </w:r>
+      <w:proofErr w:type="spellEnd"/>
+      <w:r>
+        <w:t xml:space="preserve"> bundles the Python interpreter, </w:t>
+      </w:r>
+      <w:proofErr w:type="spellStart"/>
+      <w:r>
+        <w:t>FastAPI</w:t>
+      </w:r>
+      <w:proofErr w:type="spellEnd"/>
+      <w:r>
+        <w:t xml:space="preserve">, SQLite libraries, and the local </w:t>
+      </w:r>
+      <w:proofErr w:type="spellStart"/>
+      <w:r>
+        <w:t>ui</w:t>
+      </w:r>
+      <w:proofErr w:type="spellEnd"/>
+      <w:r>
+        <w:t xml:space="preserve"> folder into a temporary </w:t>
+      </w:r>
+      <w:proofErr w:type="spellStart"/>
+      <w:proofErr w:type="gramStart"/>
+      <w:r>
+        <w:t>sys._</w:t>
+      </w:r>
+      <w:proofErr w:type="gramEnd"/>
+      <w:r>
+        <w:t>MEIPASS</w:t>
+      </w:r>
+      <w:proofErr w:type="spellEnd"/>
+      <w:r>
+        <w:t xml:space="preserve"> directory at runtime.</w:t>
+      </w:r>
+    </w:p>
+    <w:p>
+      <w:pPr>
+        <w:numPr>
+          <w:ilvl w:val="0"/>
+          <w:numId w:val="6"/>
+        </w:numPr>
+      </w:pPr>
+      <w:r>
+        <w:lastRenderedPageBreak/>
         <w:t xml:space="preserve">Safety Net: </w:t>
       </w:r>
       <w:proofErr w:type="spellStart"/>
@@ -4367,6 +4426,7 @@
   <w:style w:type="character" w:default="1" w:styleId="DefaultParagraphFont">
     <w:name w:val="Default Paragraph Font"/>
     <w:uiPriority w:val="1"/>
+    <w:semiHidden/>
     <w:unhideWhenUsed/>
   </w:style>
   <w:style w:type="table" w:default="1" w:styleId="TableNormal">
